--- a/docs/answers/as-pmfspdfscdfs.docx
+++ b/docs/answers/as-pmfspdfscdfs.docx
@@ -52,7 +52,7 @@
         </w:rPr>
         <w:t xml:space="preserve"> </w:t>
       </w:r>
-      <w:hyperlink r:id="rId20">
+      <w:hyperlink r:id="rId9">
         <w:r>
           <w:rPr>
             <w:rStyle w:val="Hyperlink"/>
@@ -75,7 +75,7 @@
         <w:t xml:space="preserve">Please attempt the questions before reading these answers!</w:t>
       </w:r>
     </w:p>
-    <w:bookmarkStart w:id="26" w:name="q1"/>
+    <w:bookmarkStart w:id="15" w:name="q1"/>
     <w:p>
       <w:pPr>
         <w:pStyle w:val="Heading2"/>
@@ -84,7 +84,7 @@
         <w:t xml:space="preserve">Q1</w:t>
       </w:r>
     </w:p>
-    <w:bookmarkStart w:id="21" w:name="section"/>
+    <w:bookmarkStart w:id="10" w:name="section"/>
     <w:p>
       <w:pPr>
         <w:pStyle w:val="Heading4"/>
@@ -122,28 +122,30 @@
         <m:r>
           <m:t>P</m:t>
         </m:r>
-        <m:d>
-          <m:dPr>
-            <m:begChr m:val="("/>
-            <m:sepChr m:val=""/>
-            <m:endChr m:val=")"/>
-            <m:grow/>
-          </m:dPr>
-          <m:e>
-            <m:r>
-              <m:t>X</m:t>
-            </m:r>
-            <m:r>
-              <m:rPr>
-                <m:sty m:val="p"/>
-              </m:rPr>
-              <m:t>=</m:t>
-            </m:r>
-            <m:r>
-              <m:t>x</m:t>
-            </m:r>
-          </m:e>
-        </m:d>
+        <m:r>
+          <m:rPr>
+            <m:sty m:val="p"/>
+          </m:rPr>
+          <m:t>(</m:t>
+        </m:r>
+        <m:r>
+          <m:t>X</m:t>
+        </m:r>
+        <m:r>
+          <m:rPr>
+            <m:sty m:val="p"/>
+          </m:rPr>
+          <m:t>=</m:t>
+        </m:r>
+        <m:r>
+          <m:t>x</m:t>
+        </m:r>
+        <m:r>
+          <m:rPr>
+            <m:sty m:val="p"/>
+          </m:rPr>
+          <m:t>)</m:t>
+        </m:r>
         <m:r>
           <m:rPr>
             <m:sty m:val="p"/>
@@ -211,19 +213,21 @@
               </m:r>
             </m:e>
           </m:nary>
-          <m:d>
-            <m:dPr>
-              <m:begChr m:val="("/>
-              <m:sepChr m:val=""/>
-              <m:endChr m:val=")"/>
-              <m:grow/>
-            </m:dPr>
-            <m:e>
-              <m:r>
-                <m:t>x</m:t>
-              </m:r>
-            </m:e>
-          </m:d>
+          <m:r>
+            <m:rPr>
+              <m:sty m:val="p"/>
+            </m:rPr>
+            <m:t>(</m:t>
+          </m:r>
+          <m:r>
+            <m:t>x</m:t>
+          </m:r>
+          <m:r>
+            <m:rPr>
+              <m:sty m:val="p"/>
+            </m:rPr>
+            <m:t>)</m:t>
+          </m:r>
           <m:r>
             <m:rPr>
               <m:sty m:val="p"/>
@@ -262,28 +266,30 @@
               </m:r>
             </m:e>
           </m:nary>
-          <m:d>
-            <m:dPr>
-              <m:begChr m:val="("/>
-              <m:sepChr m:val=""/>
-              <m:endChr m:val=")"/>
-              <m:grow/>
-            </m:dPr>
-            <m:e>
-              <m:r>
-                <m:t>X</m:t>
-              </m:r>
-              <m:r>
-                <m:rPr>
-                  <m:sty m:val="p"/>
-                </m:rPr>
-                <m:t>=</m:t>
-              </m:r>
-              <m:r>
-                <m:t>x</m:t>
-              </m:r>
-            </m:e>
-          </m:d>
+          <m:r>
+            <m:rPr>
+              <m:sty m:val="p"/>
+            </m:rPr>
+            <m:t>(</m:t>
+          </m:r>
+          <m:r>
+            <m:t>X</m:t>
+          </m:r>
+          <m:r>
+            <m:rPr>
+              <m:sty m:val="p"/>
+            </m:rPr>
+            <m:t>=</m:t>
+          </m:r>
+          <m:r>
+            <m:t>x</m:t>
+          </m:r>
+          <m:r>
+            <m:rPr>
+              <m:sty m:val="p"/>
+            </m:rPr>
+            <m:t>)</m:t>
+          </m:r>
           <m:r>
             <m:rPr>
               <m:sty m:val="p"/>
@@ -388,28 +394,30 @@
         <m:r>
           <m:t>P</m:t>
         </m:r>
-        <m:d>
-          <m:dPr>
-            <m:begChr m:val="("/>
-            <m:sepChr m:val=""/>
-            <m:endChr m:val=")"/>
-            <m:grow/>
-          </m:dPr>
-          <m:e>
-            <m:r>
-              <m:t>X</m:t>
-            </m:r>
-            <m:r>
-              <m:rPr>
-                <m:sty m:val="p"/>
-              </m:rPr>
-              <m:t>=</m:t>
-            </m:r>
-            <m:r>
-              <m:t>4</m:t>
-            </m:r>
-          </m:e>
-        </m:d>
+        <m:r>
+          <m:rPr>
+            <m:sty m:val="p"/>
+          </m:rPr>
+          <m:t>(</m:t>
+        </m:r>
+        <m:r>
+          <m:t>X</m:t>
+        </m:r>
+        <m:r>
+          <m:rPr>
+            <m:sty m:val="p"/>
+          </m:rPr>
+          <m:t>=</m:t>
+        </m:r>
+        <m:r>
+          <m:t>4</m:t>
+        </m:r>
+        <m:r>
+          <m:rPr>
+            <m:sty m:val="p"/>
+          </m:rPr>
+          <m:t>)</m:t>
+        </m:r>
         <m:r>
           <m:rPr>
             <m:sty m:val="p"/>
@@ -436,8 +444,8 @@
         <w:t xml:space="preserve">.</w:t>
       </w:r>
     </w:p>
-    <w:bookmarkEnd w:id="21"/>
-    <w:bookmarkStart w:id="22" w:name="section-1"/>
+    <w:bookmarkEnd w:id="10"/>
+    <w:bookmarkStart w:id="11" w:name="section-1"/>
     <w:p>
       <w:pPr>
         <w:pStyle w:val="Heading4"/>
@@ -475,28 +483,30 @@
         <m:r>
           <m:t>P</m:t>
         </m:r>
-        <m:d>
-          <m:dPr>
-            <m:begChr m:val="("/>
-            <m:sepChr m:val=""/>
-            <m:endChr m:val=")"/>
-            <m:grow/>
-          </m:dPr>
-          <m:e>
-            <m:r>
-              <m:t>X</m:t>
-            </m:r>
-            <m:r>
-              <m:rPr>
-                <m:sty m:val="p"/>
-              </m:rPr>
-              <m:t>=</m:t>
-            </m:r>
-            <m:r>
-              <m:t>x</m:t>
-            </m:r>
-          </m:e>
-        </m:d>
+        <m:r>
+          <m:rPr>
+            <m:sty m:val="p"/>
+          </m:rPr>
+          <m:t>(</m:t>
+        </m:r>
+        <m:r>
+          <m:t>X</m:t>
+        </m:r>
+        <m:r>
+          <m:rPr>
+            <m:sty m:val="p"/>
+          </m:rPr>
+          <m:t>=</m:t>
+        </m:r>
+        <m:r>
+          <m:t>x</m:t>
+        </m:r>
+        <m:r>
+          <m:rPr>
+            <m:sty m:val="p"/>
+          </m:rPr>
+          <m:t>)</m:t>
+        </m:r>
         <m:r>
           <m:rPr>
             <m:sty m:val="p"/>
@@ -564,19 +574,21 @@
               </m:r>
             </m:e>
           </m:nary>
-          <m:d>
-            <m:dPr>
-              <m:begChr m:val="("/>
-              <m:sepChr m:val=""/>
-              <m:endChr m:val=")"/>
-              <m:grow/>
-            </m:dPr>
-            <m:e>
-              <m:r>
-                <m:t>x</m:t>
-              </m:r>
-            </m:e>
-          </m:d>
+          <m:r>
+            <m:rPr>
+              <m:sty m:val="p"/>
+            </m:rPr>
+            <m:t>(</m:t>
+          </m:r>
+          <m:r>
+            <m:t>x</m:t>
+          </m:r>
+          <m:r>
+            <m:rPr>
+              <m:sty m:val="p"/>
+            </m:rPr>
+            <m:t>)</m:t>
+          </m:r>
           <m:r>
             <m:rPr>
               <m:sty m:val="p"/>
@@ -615,28 +627,30 @@
               </m:r>
             </m:e>
           </m:nary>
-          <m:d>
-            <m:dPr>
-              <m:begChr m:val="("/>
-              <m:sepChr m:val=""/>
-              <m:endChr m:val=")"/>
-              <m:grow/>
-            </m:dPr>
-            <m:e>
-              <m:r>
-                <m:t>X</m:t>
-              </m:r>
-              <m:r>
-                <m:rPr>
-                  <m:sty m:val="p"/>
-                </m:rPr>
-                <m:t>=</m:t>
-              </m:r>
-              <m:r>
-                <m:t>x</m:t>
-              </m:r>
-            </m:e>
-          </m:d>
+          <m:r>
+            <m:rPr>
+              <m:sty m:val="p"/>
+            </m:rPr>
+            <m:t>(</m:t>
+          </m:r>
+          <m:r>
+            <m:t>X</m:t>
+          </m:r>
+          <m:r>
+            <m:rPr>
+              <m:sty m:val="p"/>
+            </m:rPr>
+            <m:t>=</m:t>
+          </m:r>
+          <m:r>
+            <m:t>x</m:t>
+          </m:r>
+          <m:r>
+            <m:rPr>
+              <m:sty m:val="p"/>
+            </m:rPr>
+            <m:t>)</m:t>
+          </m:r>
           <m:r>
             <m:rPr>
               <m:sty m:val="p"/>
@@ -702,48 +716,50 @@
         <m:r>
           <m:t>P</m:t>
         </m:r>
-        <m:d>
-          <m:dPr>
-            <m:begChr m:val="("/>
-            <m:sepChr m:val=""/>
-            <m:endChr m:val=")"/>
-            <m:grow/>
-          </m:dPr>
-          <m:e>
-            <m:r>
-              <m:t>X</m:t>
-            </m:r>
-            <m:r>
-              <m:rPr>
-                <m:sty m:val="p"/>
-              </m:rPr>
-              <m:t>=</m:t>
-            </m:r>
-            <m:r>
-              <m:t>3</m:t>
-            </m:r>
-            <m:r>
-              <m:rPr>
-                <m:nor/>
-                <m:sty m:val="p"/>
-                <m:scr m:val="sans-serif"/>
-              </m:rPr>
-              <m:t> or </m:t>
-            </m:r>
-            <m:r>
-              <m:t>X</m:t>
-            </m:r>
-            <m:r>
-              <m:rPr>
-                <m:sty m:val="p"/>
-              </m:rPr>
-              <m:t>=</m:t>
-            </m:r>
-            <m:r>
-              <m:t>4</m:t>
-            </m:r>
-          </m:e>
-        </m:d>
+        <m:r>
+          <m:rPr>
+            <m:sty m:val="p"/>
+          </m:rPr>
+          <m:t>(</m:t>
+        </m:r>
+        <m:r>
+          <m:t>X</m:t>
+        </m:r>
+        <m:r>
+          <m:rPr>
+            <m:sty m:val="p"/>
+          </m:rPr>
+          <m:t>=</m:t>
+        </m:r>
+        <m:r>
+          <m:t>3</m:t>
+        </m:r>
+        <m:r>
+          <m:rPr>
+            <m:nor/>
+            <m:scr m:val="sans-serif"/>
+            <m:sty m:val="p"/>
+          </m:rPr>
+          <m:t> or </m:t>
+        </m:r>
+        <m:r>
+          <m:t>X</m:t>
+        </m:r>
+        <m:r>
+          <m:rPr>
+            <m:sty m:val="p"/>
+          </m:rPr>
+          <m:t>=</m:t>
+        </m:r>
+        <m:r>
+          <m:t>4</m:t>
+        </m:r>
+        <m:r>
+          <m:rPr>
+            <m:sty m:val="p"/>
+          </m:rPr>
+          <m:t>)</m:t>
+        </m:r>
         <m:r>
           <m:rPr>
             <m:sty m:val="p"/>
@@ -773,8 +789,8 @@
         </m:r>
       </m:oMath>
     </w:p>
-    <w:bookmarkEnd w:id="22"/>
-    <w:bookmarkStart w:id="23" w:name="section-2"/>
+    <w:bookmarkEnd w:id="11"/>
+    <w:bookmarkStart w:id="12" w:name="section-2"/>
     <w:p>
       <w:pPr>
         <w:pStyle w:val="Heading4"/>
@@ -853,28 +869,30 @@
               <m:r>
                 <m:t>P</m:t>
               </m:r>
-              <m:d>
-                <m:dPr>
-                  <m:begChr m:val="("/>
-                  <m:sepChr m:val=""/>
-                  <m:endChr m:val=")"/>
-                  <m:grow/>
-                </m:dPr>
-                <m:e>
-                  <m:r>
-                    <m:t>X</m:t>
-                  </m:r>
-                  <m:r>
-                    <m:rPr>
-                      <m:sty m:val="p"/>
-                    </m:rPr>
-                    <m:t>=</m:t>
-                  </m:r>
-                  <m:r>
-                    <m:t>x</m:t>
-                  </m:r>
-                </m:e>
-              </m:d>
+              <m:r>
+                <m:rPr>
+                  <m:sty m:val="p"/>
+                </m:rPr>
+                <m:t>(</m:t>
+              </m:r>
+              <m:r>
+                <m:t>X</m:t>
+              </m:r>
+              <m:r>
+                <m:rPr>
+                  <m:sty m:val="p"/>
+                </m:rPr>
+                <m:t>=</m:t>
+              </m:r>
+              <m:r>
+                <m:t>x</m:t>
+              </m:r>
+              <m:r>
+                <m:rPr>
+                  <m:sty m:val="p"/>
+                </m:rPr>
+                <m:t>)</m:t>
+              </m:r>
             </m:oMath>
           </w:p>
         </w:tc>
@@ -931,28 +949,30 @@
         <m:r>
           <m:t>P</m:t>
         </m:r>
-        <m:d>
-          <m:dPr>
-            <m:begChr m:val="("/>
-            <m:sepChr m:val=""/>
-            <m:endChr m:val=")"/>
-            <m:grow/>
-          </m:dPr>
-          <m:e>
-            <m:r>
-              <m:t>X</m:t>
-            </m:r>
-            <m:r>
-              <m:rPr>
-                <m:sty m:val="p"/>
-              </m:rPr>
-              <m:t>=</m:t>
-            </m:r>
-            <m:r>
-              <m:t>x</m:t>
-            </m:r>
-          </m:e>
-        </m:d>
+        <m:r>
+          <m:rPr>
+            <m:sty m:val="p"/>
+          </m:rPr>
+          <m:t>(</m:t>
+        </m:r>
+        <m:r>
+          <m:t>X</m:t>
+        </m:r>
+        <m:r>
+          <m:rPr>
+            <m:sty m:val="p"/>
+          </m:rPr>
+          <m:t>=</m:t>
+        </m:r>
+        <m:r>
+          <m:t>x</m:t>
+        </m:r>
+        <m:r>
+          <m:rPr>
+            <m:sty m:val="p"/>
+          </m:rPr>
+          <m:t>)</m:t>
+        </m:r>
         <m:r>
           <m:rPr>
             <m:sty m:val="p"/>
@@ -1011,19 +1031,21 @@
               </m:r>
             </m:e>
           </m:nary>
-          <m:d>
-            <m:dPr>
-              <m:begChr m:val="("/>
-              <m:sepChr m:val=""/>
-              <m:endChr m:val=")"/>
-              <m:grow/>
-            </m:dPr>
-            <m:e>
-              <m:r>
-                <m:t>x</m:t>
-              </m:r>
-            </m:e>
-          </m:d>
+          <m:r>
+            <m:rPr>
+              <m:sty m:val="p"/>
+            </m:rPr>
+            <m:t>(</m:t>
+          </m:r>
+          <m:r>
+            <m:t>x</m:t>
+          </m:r>
+          <m:r>
+            <m:rPr>
+              <m:sty m:val="p"/>
+            </m:rPr>
+            <m:t>)</m:t>
+          </m:r>
           <m:r>
             <m:rPr>
               <m:sty m:val="p"/>
@@ -1053,28 +1075,30 @@
               </m:r>
             </m:e>
           </m:nary>
-          <m:d>
-            <m:dPr>
-              <m:begChr m:val="("/>
-              <m:sepChr m:val=""/>
-              <m:endChr m:val=")"/>
-              <m:grow/>
-            </m:dPr>
-            <m:e>
-              <m:r>
-                <m:t>X</m:t>
-              </m:r>
-              <m:r>
-                <m:rPr>
-                  <m:sty m:val="p"/>
-                </m:rPr>
-                <m:t>=</m:t>
-              </m:r>
-              <m:r>
-                <m:t>x</m:t>
-              </m:r>
-            </m:e>
-          </m:d>
+          <m:r>
+            <m:rPr>
+              <m:sty m:val="p"/>
+            </m:rPr>
+            <m:t>(</m:t>
+          </m:r>
+          <m:r>
+            <m:t>X</m:t>
+          </m:r>
+          <m:r>
+            <m:rPr>
+              <m:sty m:val="p"/>
+            </m:rPr>
+            <m:t>=</m:t>
+          </m:r>
+          <m:r>
+            <m:t>x</m:t>
+          </m:r>
+          <m:r>
+            <m:rPr>
+              <m:sty m:val="p"/>
+            </m:rPr>
+            <m:t>)</m:t>
+          </m:r>
           <m:r>
             <m:rPr>
               <m:sty m:val="p"/>
@@ -1177,19 +1201,21 @@
               </m:r>
             </m:e>
           </m:nary>
-          <m:d>
-            <m:dPr>
-              <m:begChr m:val="("/>
-              <m:sepChr m:val=""/>
-              <m:endChr m:val=")"/>
-              <m:grow/>
-            </m:dPr>
-            <m:e>
-              <m:r>
-                <m:t>x</m:t>
-              </m:r>
-            </m:e>
-          </m:d>
+          <m:r>
+            <m:rPr>
+              <m:sty m:val="p"/>
+            </m:rPr>
+            <m:t>(</m:t>
+          </m:r>
+          <m:r>
+            <m:t>x</m:t>
+          </m:r>
+          <m:r>
+            <m:rPr>
+              <m:sty m:val="p"/>
+            </m:rPr>
+            <m:t>)</m:t>
+          </m:r>
           <m:r>
             <m:rPr>
               <m:sty m:val="p"/>
@@ -1228,28 +1254,30 @@
               </m:r>
             </m:e>
           </m:nary>
-          <m:d>
-            <m:dPr>
-              <m:begChr m:val="("/>
-              <m:sepChr m:val=""/>
-              <m:endChr m:val=")"/>
-              <m:grow/>
-            </m:dPr>
-            <m:e>
-              <m:r>
-                <m:t>X</m:t>
-              </m:r>
-              <m:r>
-                <m:rPr>
-                  <m:sty m:val="p"/>
-                </m:rPr>
-                <m:t>=</m:t>
-              </m:r>
-              <m:r>
-                <m:t>x</m:t>
-              </m:r>
-            </m:e>
-          </m:d>
+          <m:r>
+            <m:rPr>
+              <m:sty m:val="p"/>
+            </m:rPr>
+            <m:t>(</m:t>
+          </m:r>
+          <m:r>
+            <m:t>X</m:t>
+          </m:r>
+          <m:r>
+            <m:rPr>
+              <m:sty m:val="p"/>
+            </m:rPr>
+            <m:t>=</m:t>
+          </m:r>
+          <m:r>
+            <m:t>x</m:t>
+          </m:r>
+          <m:r>
+            <m:rPr>
+              <m:sty m:val="p"/>
+            </m:rPr>
+            <m:t>)</m:t>
+          </m:r>
           <m:r>
             <m:rPr>
               <m:sty m:val="p"/>
@@ -1334,8 +1362,8 @@
         </m:oMath>
       </m:oMathPara>
     </w:p>
-    <w:bookmarkEnd w:id="23"/>
-    <w:bookmarkStart w:id="24" w:name="section-3"/>
+    <w:bookmarkEnd w:id="12"/>
+    <w:bookmarkStart w:id="13" w:name="section-3"/>
     <w:p>
       <w:pPr>
         <w:pStyle w:val="Heading4"/>
@@ -1355,24 +1383,26 @@
         <m:r>
           <m:t>P</m:t>
         </m:r>
-        <m:d>
-          <m:dPr>
-            <m:begChr m:val="("/>
-            <m:sepChr m:val=""/>
-            <m:endChr m:val=")"/>
-            <m:grow/>
-          </m:dPr>
-          <m:e>
-            <m:r>
-              <m:rPr>
-                <m:nor/>
-                <m:sty m:val="p"/>
-                <m:scr m:val="sans-serif"/>
-              </m:rPr>
-              <m:t>Blue</m:t>
-            </m:r>
-          </m:e>
-        </m:d>
+        <m:r>
+          <m:rPr>
+            <m:sty m:val="p"/>
+          </m:rPr>
+          <m:t>(</m:t>
+        </m:r>
+        <m:r>
+          <m:rPr>
+            <m:nor/>
+            <m:scr m:val="sans-serif"/>
+            <m:sty m:val="p"/>
+          </m:rPr>
+          <m:t>Blue</m:t>
+        </m:r>
+        <m:r>
+          <m:rPr>
+            <m:sty m:val="p"/>
+          </m:rPr>
+          <m:t>)</m:t>
+        </m:r>
         <m:r>
           <m:rPr>
             <m:sty m:val="p"/>
@@ -1490,28 +1520,30 @@
               <m:r>
                 <m:t>P</m:t>
               </m:r>
-              <m:d>
-                <m:dPr>
-                  <m:begChr m:val="("/>
-                  <m:sepChr m:val=""/>
-                  <m:endChr m:val=")"/>
-                  <m:grow/>
-                </m:dPr>
-                <m:e>
-                  <m:r>
-                    <m:t>X</m:t>
-                  </m:r>
-                  <m:r>
-                    <m:rPr>
-                      <m:sty m:val="p"/>
-                    </m:rPr>
-                    <m:t>=</m:t>
-                  </m:r>
-                  <m:r>
-                    <m:t>x</m:t>
-                  </m:r>
-                </m:e>
-              </m:d>
+              <m:r>
+                <m:rPr>
+                  <m:sty m:val="p"/>
+                </m:rPr>
+                <m:t>(</m:t>
+              </m:r>
+              <m:r>
+                <m:t>X</m:t>
+              </m:r>
+              <m:r>
+                <m:rPr>
+                  <m:sty m:val="p"/>
+                </m:rPr>
+                <m:t>=</m:t>
+              </m:r>
+              <m:r>
+                <m:t>x</m:t>
+              </m:r>
+              <m:r>
+                <m:rPr>
+                  <m:sty m:val="p"/>
+                </m:rPr>
+                <m:t>)</m:t>
+              </m:r>
             </m:oMath>
           </w:p>
         </w:tc>
@@ -1579,28 +1611,30 @@
         <m:r>
           <m:t>P</m:t>
         </m:r>
-        <m:d>
-          <m:dPr>
-            <m:begChr m:val="("/>
-            <m:sepChr m:val=""/>
-            <m:endChr m:val=")"/>
-            <m:grow/>
-          </m:dPr>
-          <m:e>
-            <m:r>
-              <m:t>X</m:t>
-            </m:r>
-            <m:r>
-              <m:rPr>
-                <m:sty m:val="p"/>
-              </m:rPr>
-              <m:t>=</m:t>
-            </m:r>
-            <m:r>
-              <m:t>x</m:t>
-            </m:r>
-          </m:e>
-        </m:d>
+        <m:r>
+          <m:rPr>
+            <m:sty m:val="p"/>
+          </m:rPr>
+          <m:t>(</m:t>
+        </m:r>
+        <m:r>
+          <m:t>X</m:t>
+        </m:r>
+        <m:r>
+          <m:rPr>
+            <m:sty m:val="p"/>
+          </m:rPr>
+          <m:t>=</m:t>
+        </m:r>
+        <m:r>
+          <m:t>x</m:t>
+        </m:r>
+        <m:r>
+          <m:rPr>
+            <m:sty m:val="p"/>
+          </m:rPr>
+          <m:t>)</m:t>
+        </m:r>
         <m:r>
           <m:rPr>
             <m:sty m:val="p"/>
@@ -1659,19 +1693,21 @@
               </m:r>
             </m:e>
           </m:nary>
-          <m:d>
-            <m:dPr>
-              <m:begChr m:val="("/>
-              <m:sepChr m:val=""/>
-              <m:endChr m:val=")"/>
-              <m:grow/>
-            </m:dPr>
-            <m:e>
-              <m:r>
-                <m:t>x</m:t>
-              </m:r>
-            </m:e>
-          </m:d>
+          <m:r>
+            <m:rPr>
+              <m:sty m:val="p"/>
+            </m:rPr>
+            <m:t>(</m:t>
+          </m:r>
+          <m:r>
+            <m:t>x</m:t>
+          </m:r>
+          <m:r>
+            <m:rPr>
+              <m:sty m:val="p"/>
+            </m:rPr>
+            <m:t>)</m:t>
+          </m:r>
           <m:r>
             <m:rPr>
               <m:sty m:val="p"/>
@@ -1701,28 +1737,30 @@
               </m:r>
             </m:e>
           </m:nary>
-          <m:d>
-            <m:dPr>
-              <m:begChr m:val="("/>
-              <m:sepChr m:val=""/>
-              <m:endChr m:val=")"/>
-              <m:grow/>
-            </m:dPr>
-            <m:e>
-              <m:r>
-                <m:t>X</m:t>
-              </m:r>
-              <m:r>
-                <m:rPr>
-                  <m:sty m:val="p"/>
-                </m:rPr>
-                <m:t>=</m:t>
-              </m:r>
-              <m:r>
-                <m:t>x</m:t>
-              </m:r>
-            </m:e>
-          </m:d>
+          <m:r>
+            <m:rPr>
+              <m:sty m:val="p"/>
+            </m:rPr>
+            <m:t>(</m:t>
+          </m:r>
+          <m:r>
+            <m:t>X</m:t>
+          </m:r>
+          <m:r>
+            <m:rPr>
+              <m:sty m:val="p"/>
+            </m:rPr>
+            <m:t>=</m:t>
+          </m:r>
+          <m:r>
+            <m:t>x</m:t>
+          </m:r>
+          <m:r>
+            <m:rPr>
+              <m:sty m:val="p"/>
+            </m:rPr>
+            <m:t>)</m:t>
+          </m:r>
           <m:r>
             <m:rPr>
               <m:sty m:val="p"/>
@@ -1762,8 +1800,8 @@
         </m:oMath>
       </m:oMathPara>
     </w:p>
-    <w:bookmarkEnd w:id="24"/>
-    <w:bookmarkStart w:id="25" w:name="section-4"/>
+    <w:bookmarkEnd w:id="13"/>
+    <w:bookmarkStart w:id="14" w:name="section-4"/>
     <w:p>
       <w:pPr>
         <w:pStyle w:val="Heading4"/>
@@ -1864,28 +1902,30 @@
         <m:r>
           <m:t>P</m:t>
         </m:r>
-        <m:d>
-          <m:dPr>
-            <m:begChr m:val="("/>
-            <m:sepChr m:val=""/>
-            <m:endChr m:val=")"/>
-            <m:grow/>
-          </m:dPr>
-          <m:e>
-            <m:r>
-              <m:t>X</m:t>
-            </m:r>
-            <m:r>
-              <m:rPr>
-                <m:sty m:val="p"/>
-              </m:rPr>
-              <m:t>=</m:t>
-            </m:r>
-            <m:r>
-              <m:t>3</m:t>
-            </m:r>
-          </m:e>
-        </m:d>
+        <m:r>
+          <m:rPr>
+            <m:sty m:val="p"/>
+          </m:rPr>
+          <m:t>(</m:t>
+        </m:r>
+        <m:r>
+          <m:t>X</m:t>
+        </m:r>
+        <m:r>
+          <m:rPr>
+            <m:sty m:val="p"/>
+          </m:rPr>
+          <m:t>=</m:t>
+        </m:r>
+        <m:r>
+          <m:t>3</m:t>
+        </m:r>
+        <m:r>
+          <m:rPr>
+            <m:sty m:val="p"/>
+          </m:rPr>
+          <m:t>)</m:t>
+        </m:r>
         <m:r>
           <m:rPr>
             <m:sty m:val="p"/>
@@ -1912,9 +1952,9 @@
         <w:t xml:space="preserve">.</w:t>
       </w:r>
     </w:p>
-    <w:bookmarkEnd w:id="25"/>
-    <w:bookmarkEnd w:id="26"/>
-    <w:bookmarkStart w:id="33" w:name="q2"/>
+    <w:bookmarkEnd w:id="14"/>
+    <w:bookmarkEnd w:id="15"/>
+    <w:bookmarkStart w:id="22" w:name="q2"/>
     <w:p>
       <w:pPr>
         <w:pStyle w:val="Heading2"/>
@@ -1923,7 +1963,7 @@
         <w:t xml:space="preserve">Q2</w:t>
       </w:r>
     </w:p>
-    <w:bookmarkStart w:id="27" w:name="section-5"/>
+    <w:bookmarkStart w:id="16" w:name="section-5"/>
     <w:p>
       <w:pPr>
         <w:pStyle w:val="Heading4"/>
@@ -1961,19 +2001,21 @@
         <m:r>
           <m:t>f</m:t>
         </m:r>
-        <m:d>
-          <m:dPr>
-            <m:begChr m:val="("/>
-            <m:sepChr m:val=""/>
-            <m:endChr m:val=")"/>
-            <m:grow/>
-          </m:dPr>
-          <m:e>
-            <m:r>
-              <m:t>x</m:t>
-            </m:r>
-          </m:e>
-        </m:d>
+        <m:r>
+          <m:rPr>
+            <m:sty m:val="p"/>
+          </m:rPr>
+          <m:t>(</m:t>
+        </m:r>
+        <m:r>
+          <m:t>x</m:t>
+        </m:r>
+        <m:r>
+          <m:rPr>
+            <m:sty m:val="p"/>
+          </m:rPr>
+          <m:t>)</m:t>
+        </m:r>
         <m:r>
           <m:rPr>
             <m:sty m:val="p"/>
@@ -2055,19 +2097,21 @@
             </m:r>
           </m:e>
         </m:nary>
-        <m:d>
-          <m:dPr>
-            <m:begChr m:val="("/>
-            <m:sepChr m:val=""/>
-            <m:endChr m:val=")"/>
-            <m:grow/>
-          </m:dPr>
-          <m:e>
-            <m:r>
-              <m:t>x</m:t>
-            </m:r>
-          </m:e>
-        </m:d>
+        <m:r>
+          <m:rPr>
+            <m:sty m:val="p"/>
+          </m:rPr>
+          <m:t>(</m:t>
+        </m:r>
+        <m:r>
+          <m:t>x</m:t>
+        </m:r>
+        <m:r>
+          <m:rPr>
+            <m:sty m:val="p"/>
+          </m:rPr>
+          <m:t>)</m:t>
+        </m:r>
         <m:r>
           <m:t> </m:t>
         </m:r>
@@ -2205,37 +2249,39 @@
         <m:r>
           <m:t>P</m:t>
         </m:r>
-        <m:d>
-          <m:dPr>
-            <m:begChr m:val="("/>
-            <m:sepChr m:val=""/>
-            <m:endChr m:val=")"/>
-            <m:grow/>
-          </m:dPr>
-          <m:e>
-            <m:r>
-              <m:t>1</m:t>
-            </m:r>
-            <m:r>
-              <m:rPr>
-                <m:sty m:val="p"/>
-              </m:rPr>
-              <m:t>≤</m:t>
-            </m:r>
-            <m:r>
-              <m:t>x</m:t>
-            </m:r>
-            <m:r>
-              <m:rPr>
-                <m:sty m:val="p"/>
-              </m:rPr>
-              <m:t>≤</m:t>
-            </m:r>
-            <m:r>
-              <m:t>2</m:t>
-            </m:r>
-          </m:e>
-        </m:d>
+        <m:r>
+          <m:rPr>
+            <m:sty m:val="p"/>
+          </m:rPr>
+          <m:t>(</m:t>
+        </m:r>
+        <m:r>
+          <m:t>1</m:t>
+        </m:r>
+        <m:r>
+          <m:rPr>
+            <m:sty m:val="p"/>
+          </m:rPr>
+          <m:t>≤</m:t>
+        </m:r>
+        <m:r>
+          <m:t>x</m:t>
+        </m:r>
+        <m:r>
+          <m:rPr>
+            <m:sty m:val="p"/>
+          </m:rPr>
+          <m:t>≤</m:t>
+        </m:r>
+        <m:r>
+          <m:t>2</m:t>
+        </m:r>
+        <m:r>
+          <m:rPr>
+            <m:sty m:val="p"/>
+          </m:rPr>
+          <m:t>)</m:t>
+        </m:r>
         <m:r>
           <m:rPr>
             <m:sty m:val="p"/>
@@ -2364,8 +2410,8 @@
         </m:f>
       </m:oMath>
     </w:p>
-    <w:bookmarkEnd w:id="27"/>
-    <w:bookmarkStart w:id="28" w:name="section-6"/>
+    <w:bookmarkEnd w:id="16"/>
+    <w:bookmarkStart w:id="17" w:name="section-6"/>
     <w:p>
       <w:pPr>
         <w:pStyle w:val="Heading4"/>
@@ -2403,19 +2449,21 @@
         <m:r>
           <m:t>f</m:t>
         </m:r>
-        <m:d>
-          <m:dPr>
-            <m:begChr m:val="("/>
-            <m:sepChr m:val=""/>
-            <m:endChr m:val=")"/>
-            <m:grow/>
-          </m:dPr>
-          <m:e>
-            <m:r>
-              <m:t>x</m:t>
-            </m:r>
-          </m:e>
-        </m:d>
+        <m:r>
+          <m:rPr>
+            <m:sty m:val="p"/>
+          </m:rPr>
+          <m:t>(</m:t>
+        </m:r>
+        <m:r>
+          <m:t>x</m:t>
+        </m:r>
+        <m:r>
+          <m:rPr>
+            <m:sty m:val="p"/>
+          </m:rPr>
+          <m:t>)</m:t>
+        </m:r>
         <m:r>
           <m:rPr>
             <m:sty m:val="p"/>
@@ -2494,19 +2542,21 @@
             </m:r>
           </m:e>
         </m:nary>
-        <m:d>
-          <m:dPr>
-            <m:begChr m:val="("/>
-            <m:sepChr m:val=""/>
-            <m:endChr m:val=")"/>
-            <m:grow/>
-          </m:dPr>
-          <m:e>
-            <m:r>
-              <m:t>x</m:t>
-            </m:r>
-          </m:e>
-        </m:d>
+        <m:r>
+          <m:rPr>
+            <m:sty m:val="p"/>
+          </m:rPr>
+          <m:t>(</m:t>
+        </m:r>
+        <m:r>
+          <m:t>x</m:t>
+        </m:r>
+        <m:r>
+          <m:rPr>
+            <m:sty m:val="p"/>
+          </m:rPr>
+          <m:t>)</m:t>
+        </m:r>
         <m:r>
           <m:t> </m:t>
         </m:r>
@@ -2644,37 +2694,39 @@
         <m:r>
           <m:t>P</m:t>
         </m:r>
-        <m:d>
-          <m:dPr>
-            <m:begChr m:val="("/>
-            <m:sepChr m:val=""/>
-            <m:endChr m:val=")"/>
-            <m:grow/>
-          </m:dPr>
-          <m:e>
-            <m:r>
-              <m:t>0.5</m:t>
-            </m:r>
-            <m:r>
-              <m:rPr>
-                <m:sty m:val="p"/>
-              </m:rPr>
-              <m:t>≤</m:t>
-            </m:r>
-            <m:r>
-              <m:t>X</m:t>
-            </m:r>
-            <m:r>
-              <m:rPr>
-                <m:sty m:val="p"/>
-              </m:rPr>
-              <m:t>≤</m:t>
-            </m:r>
-            <m:r>
-              <m:t>1</m:t>
-            </m:r>
-          </m:e>
-        </m:d>
+        <m:r>
+          <m:rPr>
+            <m:sty m:val="p"/>
+          </m:rPr>
+          <m:t>(</m:t>
+        </m:r>
+        <m:r>
+          <m:t>0.5</m:t>
+        </m:r>
+        <m:r>
+          <m:rPr>
+            <m:sty m:val="p"/>
+          </m:rPr>
+          <m:t>≤</m:t>
+        </m:r>
+        <m:r>
+          <m:t>X</m:t>
+        </m:r>
+        <m:r>
+          <m:rPr>
+            <m:sty m:val="p"/>
+          </m:rPr>
+          <m:t>≤</m:t>
+        </m:r>
+        <m:r>
+          <m:t>1</m:t>
+        </m:r>
+        <m:r>
+          <m:rPr>
+            <m:sty m:val="p"/>
+          </m:rPr>
+          <m:t>)</m:t>
+        </m:r>
         <m:r>
           <m:rPr>
             <m:sty m:val="p"/>
@@ -2786,21 +2838,23 @@
           </m:rPr>
           <m:t>−</m:t>
         </m:r>
+        <m:r>
+          <m:rPr>
+            <m:sty m:val="p"/>
+          </m:rPr>
+          <m:t>(</m:t>
+        </m:r>
+        <m:r>
+          <m:t>0.5</m:t>
+        </m:r>
         <m:sSup>
           <m:e>
-            <m:d>
-              <m:dPr>
-                <m:begChr m:val="("/>
-                <m:sepChr m:val=""/>
-                <m:endChr m:val=")"/>
-                <m:grow/>
-              </m:dPr>
-              <m:e>
-                <m:r>
-                  <m:t>0.5</m:t>
-                </m:r>
-              </m:e>
-            </m:d>
+            <m:r>
+              <m:rPr>
+                <m:sty m:val="p"/>
+              </m:rPr>
+              <m:t>)</m:t>
+            </m:r>
           </m:e>
           <m:sup>
             <m:r>
@@ -2848,37 +2902,39 @@
         <m:r>
           <m:t>P</m:t>
         </m:r>
-        <m:d>
-          <m:dPr>
-            <m:begChr m:val="("/>
-            <m:sepChr m:val=""/>
-            <m:endChr m:val=")"/>
-            <m:grow/>
-          </m:dPr>
-          <m:e>
-            <m:r>
-              <m:t>0.25</m:t>
-            </m:r>
-            <m:r>
-              <m:rPr>
-                <m:sty m:val="p"/>
-              </m:rPr>
-              <m:t>≤</m:t>
-            </m:r>
-            <m:r>
-              <m:t>X</m:t>
-            </m:r>
-            <m:r>
-              <m:rPr>
-                <m:sty m:val="p"/>
-              </m:rPr>
-              <m:t>≤</m:t>
-            </m:r>
-            <m:r>
-              <m:t>0.75</m:t>
-            </m:r>
-          </m:e>
-        </m:d>
+        <m:r>
+          <m:rPr>
+            <m:sty m:val="p"/>
+          </m:rPr>
+          <m:t>(</m:t>
+        </m:r>
+        <m:r>
+          <m:t>0.25</m:t>
+        </m:r>
+        <m:r>
+          <m:rPr>
+            <m:sty m:val="p"/>
+          </m:rPr>
+          <m:t>≤</m:t>
+        </m:r>
+        <m:r>
+          <m:t>X</m:t>
+        </m:r>
+        <m:r>
+          <m:rPr>
+            <m:sty m:val="p"/>
+          </m:rPr>
+          <m:t>≤</m:t>
+        </m:r>
+        <m:r>
+          <m:t>0.75</m:t>
+        </m:r>
+        <m:r>
+          <m:rPr>
+            <m:sty m:val="p"/>
+          </m:rPr>
+          <m:t>)</m:t>
+        </m:r>
         <m:r>
           <m:rPr>
             <m:sty m:val="p"/>
@@ -2972,21 +3028,23 @@
           </m:rPr>
           <m:t>=</m:t>
         </m:r>
+        <m:r>
+          <m:rPr>
+            <m:sty m:val="p"/>
+          </m:rPr>
+          <m:t>(</m:t>
+        </m:r>
+        <m:r>
+          <m:t>0.75</m:t>
+        </m:r>
         <m:sSup>
           <m:e>
-            <m:d>
-              <m:dPr>
-                <m:begChr m:val="("/>
-                <m:sepChr m:val=""/>
-                <m:endChr m:val=")"/>
-                <m:grow/>
-              </m:dPr>
-              <m:e>
-                <m:r>
-                  <m:t>0.75</m:t>
-                </m:r>
-              </m:e>
-            </m:d>
+            <m:r>
+              <m:rPr>
+                <m:sty m:val="p"/>
+              </m:rPr>
+              <m:t>)</m:t>
+            </m:r>
           </m:e>
           <m:sup>
             <m:r>
@@ -3000,21 +3058,23 @@
           </m:rPr>
           <m:t>−</m:t>
         </m:r>
+        <m:r>
+          <m:rPr>
+            <m:sty m:val="p"/>
+          </m:rPr>
+          <m:t>(</m:t>
+        </m:r>
+        <m:r>
+          <m:t>0.25</m:t>
+        </m:r>
         <m:sSup>
           <m:e>
-            <m:d>
-              <m:dPr>
-                <m:begChr m:val="("/>
-                <m:sepChr m:val=""/>
-                <m:endChr m:val=")"/>
-                <m:grow/>
-              </m:dPr>
-              <m:e>
-                <m:r>
-                  <m:t>0.25</m:t>
-                </m:r>
-              </m:e>
-            </m:d>
+            <m:r>
+              <m:rPr>
+                <m:sty m:val="p"/>
+              </m:rPr>
+              <m:t>)</m:t>
+            </m:r>
           </m:e>
           <m:sup>
             <m:r>
@@ -3051,8 +3111,8 @@
         </m:r>
       </m:oMath>
     </w:p>
-    <w:bookmarkEnd w:id="28"/>
-    <w:bookmarkStart w:id="29" w:name="section-7"/>
+    <w:bookmarkEnd w:id="17"/>
+    <w:bookmarkStart w:id="18" w:name="section-7"/>
     <w:p>
       <w:pPr>
         <w:pStyle w:val="Heading4"/>
@@ -3090,19 +3150,21 @@
         <m:r>
           <m:t>f</m:t>
         </m:r>
-        <m:d>
-          <m:dPr>
-            <m:begChr m:val="("/>
-            <m:sepChr m:val=""/>
-            <m:endChr m:val=")"/>
-            <m:grow/>
-          </m:dPr>
-          <m:e>
-            <m:r>
-              <m:t>x</m:t>
-            </m:r>
-          </m:e>
-        </m:d>
+        <m:r>
+          <m:rPr>
+            <m:sty m:val="p"/>
+          </m:rPr>
+          <m:t>(</m:t>
+        </m:r>
+        <m:r>
+          <m:t>x</m:t>
+        </m:r>
+        <m:r>
+          <m:rPr>
+            <m:sty m:val="p"/>
+          </m:rPr>
+          <m:t>)</m:t>
+        </m:r>
         <m:r>
           <m:rPr>
             <m:sty m:val="p"/>
@@ -3181,19 +3243,21 @@
             </m:r>
           </m:e>
         </m:nary>
-        <m:d>
-          <m:dPr>
-            <m:begChr m:val="("/>
-            <m:sepChr m:val=""/>
-            <m:endChr m:val=")"/>
-            <m:grow/>
-          </m:dPr>
-          <m:e>
-            <m:r>
-              <m:t>x</m:t>
-            </m:r>
-          </m:e>
-        </m:d>
+        <m:r>
+          <m:rPr>
+            <m:sty m:val="p"/>
+          </m:rPr>
+          <m:t>(</m:t>
+        </m:r>
+        <m:r>
+          <m:t>x</m:t>
+        </m:r>
+        <m:r>
+          <m:rPr>
+            <m:sty m:val="p"/>
+          </m:rPr>
+          <m:t>)</m:t>
+        </m:r>
         <m:r>
           <m:t> </m:t>
         </m:r>
@@ -3325,37 +3389,39 @@
         <m:r>
           <m:t>P</m:t>
         </m:r>
-        <m:d>
-          <m:dPr>
-            <m:begChr m:val="("/>
-            <m:sepChr m:val=""/>
-            <m:endChr m:val=")"/>
-            <m:grow/>
-          </m:dPr>
-          <m:e>
-            <m:r>
-              <m:t>3</m:t>
-            </m:r>
-            <m:r>
-              <m:rPr>
-                <m:sty m:val="p"/>
-              </m:rPr>
-              <m:t>≤</m:t>
-            </m:r>
-            <m:r>
-              <m:t>X</m:t>
-            </m:r>
-            <m:r>
-              <m:rPr>
-                <m:sty m:val="p"/>
-              </m:rPr>
-              <m:t>≤</m:t>
-            </m:r>
-            <m:r>
-              <m:t>6</m:t>
-            </m:r>
-          </m:e>
-        </m:d>
+        <m:r>
+          <m:rPr>
+            <m:sty m:val="p"/>
+          </m:rPr>
+          <m:t>(</m:t>
+        </m:r>
+        <m:r>
+          <m:t>3</m:t>
+        </m:r>
+        <m:r>
+          <m:rPr>
+            <m:sty m:val="p"/>
+          </m:rPr>
+          <m:t>≤</m:t>
+        </m:r>
+        <m:r>
+          <m:t>X</m:t>
+        </m:r>
+        <m:r>
+          <m:rPr>
+            <m:sty m:val="p"/>
+          </m:rPr>
+          <m:t>≤</m:t>
+        </m:r>
+        <m:r>
+          <m:t>6</m:t>
+        </m:r>
+        <m:r>
+          <m:rPr>
+            <m:sty m:val="p"/>
+          </m:rPr>
+          <m:t>)</m:t>
+        </m:r>
         <m:r>
           <m:rPr>
             <m:sty m:val="p"/>
@@ -3520,8 +3586,8 @@
         </m:f>
       </m:oMath>
     </w:p>
-    <w:bookmarkEnd w:id="29"/>
-    <w:bookmarkStart w:id="30" w:name="section-8"/>
+    <w:bookmarkEnd w:id="18"/>
+    <w:bookmarkStart w:id="19" w:name="section-8"/>
     <w:p>
       <w:pPr>
         <w:pStyle w:val="Heading4"/>
@@ -3591,19 +3657,21 @@
             </m:r>
           </m:e>
         </m:nary>
-        <m:d>
-          <m:dPr>
-            <m:begChr m:val="("/>
-            <m:sepChr m:val=""/>
-            <m:endChr m:val=")"/>
-            <m:grow/>
-          </m:dPr>
-          <m:e>
-            <m:r>
-              <m:t>x</m:t>
-            </m:r>
-          </m:e>
-        </m:d>
+        <m:r>
+          <m:rPr>
+            <m:sty m:val="p"/>
+          </m:rPr>
+          <m:t>(</m:t>
+        </m:r>
+        <m:r>
+          <m:t>x</m:t>
+        </m:r>
+        <m:r>
+          <m:rPr>
+            <m:sty m:val="p"/>
+          </m:rPr>
+          <m:t>)</m:t>
+        </m:r>
         <m:r>
           <m:t> </m:t>
         </m:r>
@@ -4046,19 +4114,21 @@
             </m:r>
           </m:e>
         </m:nary>
-        <m:d>
-          <m:dPr>
-            <m:begChr m:val="("/>
-            <m:sepChr m:val=""/>
-            <m:endChr m:val=")"/>
-            <m:grow/>
-          </m:dPr>
-          <m:e>
-            <m:r>
-              <m:t>x</m:t>
-            </m:r>
-          </m:e>
-        </m:d>
+        <m:r>
+          <m:rPr>
+            <m:sty m:val="p"/>
+          </m:rPr>
+          <m:t>(</m:t>
+        </m:r>
+        <m:r>
+          <m:t>x</m:t>
+        </m:r>
+        <m:r>
+          <m:rPr>
+            <m:sty m:val="p"/>
+          </m:rPr>
+          <m:t>)</m:t>
+        </m:r>
         <m:r>
           <m:t> </m:t>
         </m:r>
@@ -4146,8 +4216,8 @@
         </m:r>
       </m:oMath>
     </w:p>
-    <w:bookmarkEnd w:id="30"/>
-    <w:bookmarkStart w:id="31" w:name="section-9"/>
+    <w:bookmarkEnd w:id="19"/>
+    <w:bookmarkStart w:id="20" w:name="section-9"/>
     <w:p>
       <w:pPr>
         <w:pStyle w:val="Heading4"/>
@@ -4198,37 +4268,39 @@
         <m:r>
           <m:t>P</m:t>
         </m:r>
-        <m:d>
-          <m:dPr>
-            <m:begChr m:val="("/>
-            <m:sepChr m:val=""/>
-            <m:endChr m:val=")"/>
-            <m:grow/>
-          </m:dPr>
-          <m:e>
-            <m:r>
-              <m:t>0.2</m:t>
-            </m:r>
-            <m:r>
-              <m:rPr>
-                <m:sty m:val="p"/>
-              </m:rPr>
-              <m:t>≤</m:t>
-            </m:r>
-            <m:r>
-              <m:t>X</m:t>
-            </m:r>
-            <m:r>
-              <m:rPr>
-                <m:sty m:val="p"/>
-              </m:rPr>
-              <m:t>≤</m:t>
-            </m:r>
-            <m:r>
-              <m:t>0.3</m:t>
-            </m:r>
-          </m:e>
-        </m:d>
+        <m:r>
+          <m:rPr>
+            <m:sty m:val="p"/>
+          </m:rPr>
+          <m:t>(</m:t>
+        </m:r>
+        <m:r>
+          <m:t>0.2</m:t>
+        </m:r>
+        <m:r>
+          <m:rPr>
+            <m:sty m:val="p"/>
+          </m:rPr>
+          <m:t>≤</m:t>
+        </m:r>
+        <m:r>
+          <m:t>X</m:t>
+        </m:r>
+        <m:r>
+          <m:rPr>
+            <m:sty m:val="p"/>
+          </m:rPr>
+          <m:t>≤</m:t>
+        </m:r>
+        <m:r>
+          <m:t>0.3</m:t>
+        </m:r>
+        <m:r>
+          <m:rPr>
+            <m:sty m:val="p"/>
+          </m:rPr>
+          <m:t>)</m:t>
+        </m:r>
         <m:r>
           <m:rPr>
             <m:sty m:val="p"/>
@@ -4393,8 +4465,8 @@
         </m:r>
       </m:oMath>
     </w:p>
-    <w:bookmarkEnd w:id="31"/>
-    <w:bookmarkStart w:id="32" w:name="section-10"/>
+    <w:bookmarkEnd w:id="20"/>
+    <w:bookmarkStart w:id="21" w:name="section-10"/>
     <w:p>
       <w:pPr>
         <w:pStyle w:val="Heading4"/>
@@ -4432,19 +4504,21 @@
         <m:r>
           <m:t>f</m:t>
         </m:r>
-        <m:d>
-          <m:dPr>
-            <m:begChr m:val="("/>
-            <m:sepChr m:val=""/>
-            <m:endChr m:val=")"/>
-            <m:grow/>
-          </m:dPr>
-          <m:e>
-            <m:r>
-              <m:t>x</m:t>
-            </m:r>
-          </m:e>
-        </m:d>
+        <m:r>
+          <m:rPr>
+            <m:sty m:val="p"/>
+          </m:rPr>
+          <m:t>(</m:t>
+        </m:r>
+        <m:r>
+          <m:t>x</m:t>
+        </m:r>
+        <m:r>
+          <m:rPr>
+            <m:sty m:val="p"/>
+          </m:rPr>
+          <m:t>)</m:t>
+        </m:r>
         <m:r>
           <m:rPr>
             <m:sty m:val="p"/>
@@ -4523,19 +4597,21 @@
             </m:r>
           </m:e>
         </m:nary>
-        <m:d>
-          <m:dPr>
-            <m:begChr m:val="("/>
-            <m:sepChr m:val=""/>
-            <m:endChr m:val=")"/>
-            <m:grow/>
-          </m:dPr>
-          <m:e>
-            <m:r>
-              <m:t>x</m:t>
-            </m:r>
-          </m:e>
-        </m:d>
+        <m:r>
+          <m:rPr>
+            <m:sty m:val="p"/>
+          </m:rPr>
+          <m:t>(</m:t>
+        </m:r>
+        <m:r>
+          <m:t>x</m:t>
+        </m:r>
+        <m:r>
+          <m:rPr>
+            <m:sty m:val="p"/>
+          </m:rPr>
+          <m:t>)</m:t>
+        </m:r>
         <m:r>
           <m:t> </m:t>
         </m:r>
@@ -4618,33 +4694,35 @@
             </m:r>
           </m:sup>
           <m:e>
-            <m:d>
-              <m:dPr>
-                <m:begChr m:val="("/>
-                <m:sepChr m:val=""/>
-                <m:endChr m:val=")"/>
-                <m:grow/>
-              </m:dPr>
-              <m:e>
-                <m:r>
-                  <m:t>4</m:t>
-                </m:r>
-                <m:r>
-                  <m:rPr>
-                    <m:sty m:val="p"/>
-                  </m:rPr>
-                  <m:t>−</m:t>
-                </m:r>
-                <m:r>
-                  <m:t>4</m:t>
-                </m:r>
-                <m:r>
-                  <m:t>x</m:t>
-                </m:r>
-              </m:e>
-            </m:d>
+            <m:r>
+              <m:rPr>
+                <m:sty m:val="p"/>
+              </m:rPr>
+              <m:t>(</m:t>
+            </m:r>
           </m:e>
         </m:nary>
+        <m:r>
+          <m:t>4</m:t>
+        </m:r>
+        <m:r>
+          <m:rPr>
+            <m:sty m:val="p"/>
+          </m:rPr>
+          <m:t>−</m:t>
+        </m:r>
+        <m:r>
+          <m:t>4</m:t>
+        </m:r>
+        <m:r>
+          <m:t>x</m:t>
+        </m:r>
+        <m:r>
+          <m:rPr>
+            <m:sty m:val="p"/>
+          </m:rPr>
+          <m:t>)</m:t>
+        </m:r>
         <m:r>
           <m:t> </m:t>
         </m:r>
@@ -4839,33 +4917,35 @@
             </m:r>
           </m:sup>
           <m:e>
-            <m:d>
-              <m:dPr>
-                <m:begChr m:val="("/>
-                <m:sepChr m:val=""/>
-                <m:endChr m:val=")"/>
-                <m:grow/>
-              </m:dPr>
-              <m:e>
-                <m:r>
-                  <m:t>4</m:t>
-                </m:r>
-                <m:r>
-                  <m:rPr>
-                    <m:sty m:val="p"/>
-                  </m:rPr>
-                  <m:t>−</m:t>
-                </m:r>
-                <m:r>
-                  <m:t>4</m:t>
-                </m:r>
-                <m:r>
-                  <m:t>x</m:t>
-                </m:r>
-              </m:e>
-            </m:d>
+            <m:r>
+              <m:rPr>
+                <m:sty m:val="p"/>
+              </m:rPr>
+              <m:t>(</m:t>
+            </m:r>
           </m:e>
         </m:nary>
+        <m:r>
+          <m:t>4</m:t>
+        </m:r>
+        <m:r>
+          <m:rPr>
+            <m:sty m:val="p"/>
+          </m:rPr>
+          <m:t>−</m:t>
+        </m:r>
+        <m:r>
+          <m:t>4</m:t>
+        </m:r>
+        <m:r>
+          <m:t>x</m:t>
+        </m:r>
+        <m:r>
+          <m:rPr>
+            <m:sty m:val="p"/>
+          </m:rPr>
+          <m:t>)</m:t>
+        </m:r>
         <m:r>
           <m:t> </m:t>
         </m:r>
@@ -5084,9 +5164,9 @@
         <w:t xml:space="preserve">.</w:t>
       </w:r>
     </w:p>
-    <w:bookmarkEnd w:id="32"/>
-    <w:bookmarkEnd w:id="33"/>
-    <w:bookmarkStart w:id="38" w:name="q3"/>
+    <w:bookmarkEnd w:id="21"/>
+    <w:bookmarkEnd w:id="22"/>
+    <w:bookmarkStart w:id="27" w:name="q3"/>
     <w:p>
       <w:pPr>
         <w:pStyle w:val="Heading2"/>
@@ -5095,7 +5175,7 @@
         <w:t xml:space="preserve">Q3</w:t>
       </w:r>
     </w:p>
-    <w:bookmarkStart w:id="34" w:name="section-11"/>
+    <w:bookmarkStart w:id="23" w:name="section-11"/>
     <w:p>
       <w:pPr>
         <w:pStyle w:val="Heading4"/>
@@ -5115,19 +5195,21 @@
         <m:r>
           <m:t>F</m:t>
         </m:r>
-        <m:d>
-          <m:dPr>
-            <m:begChr m:val="("/>
-            <m:sepChr m:val=""/>
-            <m:endChr m:val=")"/>
-            <m:grow/>
-          </m:dPr>
-          <m:e>
-            <m:r>
-              <m:t>3</m:t>
-            </m:r>
-          </m:e>
-        </m:d>
+        <m:r>
+          <m:rPr>
+            <m:sty m:val="p"/>
+          </m:rPr>
+          <m:t>(</m:t>
+        </m:r>
+        <m:r>
+          <m:t>3</m:t>
+        </m:r>
+        <m:r>
+          <m:rPr>
+            <m:sty m:val="p"/>
+          </m:rPr>
+          <m:t>)</m:t>
+        </m:r>
         <m:r>
           <m:rPr>
             <m:sty m:val="p"/>
@@ -5137,28 +5219,30 @@
         <m:r>
           <m:t>P</m:t>
         </m:r>
-        <m:d>
-          <m:dPr>
-            <m:begChr m:val="("/>
-            <m:sepChr m:val=""/>
-            <m:endChr m:val=")"/>
-            <m:grow/>
-          </m:dPr>
-          <m:e>
-            <m:r>
-              <m:t>X</m:t>
-            </m:r>
-            <m:r>
-              <m:rPr>
-                <m:sty m:val="p"/>
-              </m:rPr>
-              <m:t>≤</m:t>
-            </m:r>
-            <m:r>
-              <m:t>3</m:t>
-            </m:r>
-          </m:e>
-        </m:d>
+        <m:r>
+          <m:rPr>
+            <m:sty m:val="p"/>
+          </m:rPr>
+          <m:t>(</m:t>
+        </m:r>
+        <m:r>
+          <m:t>X</m:t>
+        </m:r>
+        <m:r>
+          <m:rPr>
+            <m:sty m:val="p"/>
+          </m:rPr>
+          <m:t>≤</m:t>
+        </m:r>
+        <m:r>
+          <m:t>3</m:t>
+        </m:r>
+        <m:r>
+          <m:rPr>
+            <m:sty m:val="p"/>
+          </m:rPr>
+          <m:t>)</m:t>
+        </m:r>
         <m:r>
           <m:rPr>
             <m:sty m:val="p"/>
@@ -5208,28 +5292,30 @@
         <m:r>
           <m:t>P</m:t>
         </m:r>
-        <m:d>
-          <m:dPr>
-            <m:begChr m:val="("/>
-            <m:sepChr m:val=""/>
-            <m:endChr m:val=")"/>
-            <m:grow/>
-          </m:dPr>
-          <m:e>
-            <m:r>
-              <m:t>X</m:t>
-            </m:r>
-            <m:r>
-              <m:rPr>
-                <m:sty m:val="p"/>
-              </m:rPr>
-              <m:t>&gt;</m:t>
-            </m:r>
-            <m:r>
-              <m:t>2</m:t>
-            </m:r>
-          </m:e>
-        </m:d>
+        <m:r>
+          <m:rPr>
+            <m:sty m:val="p"/>
+          </m:rPr>
+          <m:t>(</m:t>
+        </m:r>
+        <m:r>
+          <m:t>X</m:t>
+        </m:r>
+        <m:r>
+          <m:rPr>
+            <m:sty m:val="p"/>
+          </m:rPr>
+          <m:t>&gt;</m:t>
+        </m:r>
+        <m:r>
+          <m:t>2</m:t>
+        </m:r>
+        <m:r>
+          <m:rPr>
+            <m:sty m:val="p"/>
+          </m:rPr>
+          <m:t>)</m:t>
+        </m:r>
         <m:r>
           <m:rPr>
             <m:sty m:val="p"/>
@@ -5248,28 +5334,30 @@
         <m:r>
           <m:t>P</m:t>
         </m:r>
-        <m:d>
-          <m:dPr>
-            <m:begChr m:val="("/>
-            <m:sepChr m:val=""/>
-            <m:endChr m:val=")"/>
-            <m:grow/>
-          </m:dPr>
-          <m:e>
-            <m:r>
-              <m:t>X</m:t>
-            </m:r>
-            <m:r>
-              <m:rPr>
-                <m:sty m:val="p"/>
-              </m:rPr>
-              <m:t>≤</m:t>
-            </m:r>
-            <m:r>
-              <m:t>2</m:t>
-            </m:r>
-          </m:e>
-        </m:d>
+        <m:r>
+          <m:rPr>
+            <m:sty m:val="p"/>
+          </m:rPr>
+          <m:t>(</m:t>
+        </m:r>
+        <m:r>
+          <m:t>X</m:t>
+        </m:r>
+        <m:r>
+          <m:rPr>
+            <m:sty m:val="p"/>
+          </m:rPr>
+          <m:t>≤</m:t>
+        </m:r>
+        <m:r>
+          <m:t>2</m:t>
+        </m:r>
+        <m:r>
+          <m:rPr>
+            <m:sty m:val="p"/>
+          </m:rPr>
+          <m:t>)</m:t>
+        </m:r>
         <m:r>
           <m:rPr>
             <m:sty m:val="p"/>
@@ -5285,37 +5373,39 @@
           </m:rPr>
           <m:t>−</m:t>
         </m:r>
-        <m:d>
-          <m:dPr>
-            <m:begChr m:val="("/>
-            <m:sepChr m:val=""/>
-            <m:endChr m:val=")"/>
-            <m:grow/>
-          </m:dPr>
-          <m:e>
-            <m:r>
-              <m:t>0.1</m:t>
-            </m:r>
-            <m:r>
-              <m:rPr>
-                <m:sty m:val="p"/>
-              </m:rPr>
-              <m:t>+</m:t>
-            </m:r>
-            <m:r>
-              <m:t>0.3</m:t>
-            </m:r>
-            <m:r>
-              <m:rPr>
-                <m:sty m:val="p"/>
-              </m:rPr>
-              <m:t>+</m:t>
-            </m:r>
-            <m:r>
-              <m:t>0.5</m:t>
-            </m:r>
-          </m:e>
-        </m:d>
+        <m:r>
+          <m:rPr>
+            <m:sty m:val="p"/>
+          </m:rPr>
+          <m:t>(</m:t>
+        </m:r>
+        <m:r>
+          <m:t>0.1</m:t>
+        </m:r>
+        <m:r>
+          <m:rPr>
+            <m:sty m:val="p"/>
+          </m:rPr>
+          <m:t>+</m:t>
+        </m:r>
+        <m:r>
+          <m:t>0.3</m:t>
+        </m:r>
+        <m:r>
+          <m:rPr>
+            <m:sty m:val="p"/>
+          </m:rPr>
+          <m:t>+</m:t>
+        </m:r>
+        <m:r>
+          <m:t>0.5</m:t>
+        </m:r>
+        <m:r>
+          <m:rPr>
+            <m:sty m:val="p"/>
+          </m:rPr>
+          <m:t>)</m:t>
+        </m:r>
         <m:r>
           <m:rPr>
             <m:sty m:val="p"/>
@@ -5345,8 +5435,8 @@
         </m:r>
       </m:oMath>
     </w:p>
-    <w:bookmarkEnd w:id="34"/>
-    <w:bookmarkStart w:id="35" w:name="section-12"/>
+    <w:bookmarkEnd w:id="23"/>
+    <w:bookmarkStart w:id="24" w:name="section-12"/>
     <w:p>
       <w:pPr>
         <w:pStyle w:val="Heading4"/>
@@ -5410,19 +5500,21 @@
         <m:r>
           <m:t>F</m:t>
         </m:r>
-        <m:d>
-          <m:dPr>
-            <m:begChr m:val="("/>
-            <m:sepChr m:val=""/>
-            <m:endChr m:val=")"/>
-            <m:grow/>
-          </m:dPr>
-          <m:e>
-            <m:r>
-              <m:t>0.5</m:t>
-            </m:r>
-          </m:e>
-        </m:d>
+        <m:r>
+          <m:rPr>
+            <m:sty m:val="p"/>
+          </m:rPr>
+          <m:t>(</m:t>
+        </m:r>
+        <m:r>
+          <m:t>0.5</m:t>
+        </m:r>
+        <m:r>
+          <m:rPr>
+            <m:sty m:val="p"/>
+          </m:rPr>
+          <m:t>)</m:t>
+        </m:r>
         <m:r>
           <m:rPr>
             <m:sty m:val="p"/>
@@ -5565,19 +5657,21 @@
         <m:r>
           <m:t>F</m:t>
         </m:r>
-        <m:d>
-          <m:dPr>
-            <m:begChr m:val="("/>
-            <m:sepChr m:val=""/>
-            <m:endChr m:val=")"/>
-            <m:grow/>
-          </m:dPr>
-          <m:e>
-            <m:r>
-              <m:t>1</m:t>
-            </m:r>
-          </m:e>
-        </m:d>
+        <m:r>
+          <m:rPr>
+            <m:sty m:val="p"/>
+          </m:rPr>
+          <m:t>(</m:t>
+        </m:r>
+        <m:r>
+          <m:t>1</m:t>
+        </m:r>
+        <m:r>
+          <m:rPr>
+            <m:sty m:val="p"/>
+          </m:rPr>
+          <m:t>)</m:t>
+        </m:r>
         <m:r>
           <m:rPr>
             <m:sty m:val="p"/>
@@ -5720,19 +5814,21 @@
         <m:r>
           <m:t>F</m:t>
         </m:r>
-        <m:d>
-          <m:dPr>
-            <m:begChr m:val="("/>
-            <m:sepChr m:val=""/>
-            <m:endChr m:val=")"/>
-            <m:grow/>
-          </m:dPr>
-          <m:e>
-            <m:r>
-              <m:t>2</m:t>
-            </m:r>
-          </m:e>
-        </m:d>
+        <m:r>
+          <m:rPr>
+            <m:sty m:val="p"/>
+          </m:rPr>
+          <m:t>(</m:t>
+        </m:r>
+        <m:r>
+          <m:t>2</m:t>
+        </m:r>
+        <m:r>
+          <m:rPr>
+            <m:sty m:val="p"/>
+          </m:rPr>
+          <m:t>)</m:t>
+        </m:r>
         <m:r>
           <m:rPr>
             <m:sty m:val="p"/>
@@ -5875,19 +5971,21 @@
         <m:r>
           <m:t>F</m:t>
         </m:r>
-        <m:d>
-          <m:dPr>
-            <m:begChr m:val="("/>
-            <m:sepChr m:val=""/>
-            <m:endChr m:val=")"/>
-            <m:grow/>
-          </m:dPr>
-          <m:e>
-            <m:r>
-              <m:t>3</m:t>
-            </m:r>
-          </m:e>
-        </m:d>
+        <m:r>
+          <m:rPr>
+            <m:sty m:val="p"/>
+          </m:rPr>
+          <m:t>(</m:t>
+        </m:r>
+        <m:r>
+          <m:t>3</m:t>
+        </m:r>
+        <m:r>
+          <m:rPr>
+            <m:sty m:val="p"/>
+          </m:rPr>
+          <m:t>)</m:t>
+        </m:r>
         <m:r>
           <m:rPr>
             <m:sty m:val="p"/>
@@ -5939,8 +6037,8 @@
         <w:t xml:space="preserve">.)</w:t>
       </w:r>
     </w:p>
-    <w:bookmarkEnd w:id="35"/>
-    <w:bookmarkStart w:id="36" w:name="section-13"/>
+    <w:bookmarkEnd w:id="24"/>
+    <w:bookmarkStart w:id="25" w:name="section-13"/>
     <w:p>
       <w:pPr>
         <w:pStyle w:val="Heading4"/>
@@ -6004,19 +6102,21 @@
         <m:r>
           <m:t>F</m:t>
         </m:r>
-        <m:d>
-          <m:dPr>
-            <m:begChr m:val="("/>
-            <m:sepChr m:val=""/>
-            <m:endChr m:val=")"/>
-            <m:grow/>
-          </m:dPr>
-          <m:e>
-            <m:r>
-              <m:t>4</m:t>
-            </m:r>
-          </m:e>
-        </m:d>
+        <m:r>
+          <m:rPr>
+            <m:sty m:val="p"/>
+          </m:rPr>
+          <m:t>(</m:t>
+        </m:r>
+        <m:r>
+          <m:t>4</m:t>
+        </m:r>
+        <m:r>
+          <m:rPr>
+            <m:sty m:val="p"/>
+          </m:rPr>
+          <m:t>)</m:t>
+        </m:r>
         <m:r>
           <m:rPr>
             <m:sty m:val="p"/>
@@ -6192,19 +6292,21 @@
         <m:r>
           <m:t>F</m:t>
         </m:r>
-        <m:d>
-          <m:dPr>
-            <m:begChr m:val="("/>
-            <m:sepChr m:val=""/>
-            <m:endChr m:val=")"/>
-            <m:grow/>
-          </m:dPr>
-          <m:e>
-            <m:r>
-              <m:t>5</m:t>
-            </m:r>
-          </m:e>
-        </m:d>
+        <m:r>
+          <m:rPr>
+            <m:sty m:val="p"/>
+          </m:rPr>
+          <m:t>(</m:t>
+        </m:r>
+        <m:r>
+          <m:t>5</m:t>
+        </m:r>
+        <m:r>
+          <m:rPr>
+            <m:sty m:val="p"/>
+          </m:rPr>
+          <m:t>)</m:t>
+        </m:r>
         <m:r>
           <m:rPr>
             <m:sty m:val="p"/>
@@ -6401,19 +6503,21 @@
         <m:r>
           <m:t>F</m:t>
         </m:r>
-        <m:d>
-          <m:dPr>
-            <m:begChr m:val="("/>
-            <m:sepChr m:val=""/>
-            <m:endChr m:val=")"/>
-            <m:grow/>
-          </m:dPr>
-          <m:e>
-            <m:r>
-              <m:t>6</m:t>
-            </m:r>
-          </m:e>
-        </m:d>
+        <m:r>
+          <m:rPr>
+            <m:sty m:val="p"/>
+          </m:rPr>
+          <m:t>(</m:t>
+        </m:r>
+        <m:r>
+          <m:t>6</m:t>
+        </m:r>
+        <m:r>
+          <m:rPr>
+            <m:sty m:val="p"/>
+          </m:rPr>
+          <m:t>)</m:t>
+        </m:r>
         <m:r>
           <m:rPr>
             <m:sty m:val="p"/>
@@ -6589,28 +6693,30 @@
         <m:r>
           <m:t>P</m:t>
         </m:r>
-        <m:d>
-          <m:dPr>
-            <m:begChr m:val="("/>
-            <m:sepChr m:val=""/>
-            <m:endChr m:val=")"/>
-            <m:grow/>
-          </m:dPr>
-          <m:e>
-            <m:r>
-              <m:t>X</m:t>
-            </m:r>
-            <m:r>
-              <m:rPr>
-                <m:sty m:val="p"/>
-              </m:rPr>
-              <m:t>&gt;</m:t>
-            </m:r>
-            <m:r>
-              <m:t>5</m:t>
-            </m:r>
-          </m:e>
-        </m:d>
+        <m:r>
+          <m:rPr>
+            <m:sty m:val="p"/>
+          </m:rPr>
+          <m:t>(</m:t>
+        </m:r>
+        <m:r>
+          <m:t>X</m:t>
+        </m:r>
+        <m:r>
+          <m:rPr>
+            <m:sty m:val="p"/>
+          </m:rPr>
+          <m:t>&gt;</m:t>
+        </m:r>
+        <m:r>
+          <m:t>5</m:t>
+        </m:r>
+        <m:r>
+          <m:rPr>
+            <m:sty m:val="p"/>
+          </m:rPr>
+          <m:t>)</m:t>
+        </m:r>
         <m:r>
           <m:rPr>
             <m:sty m:val="p"/>
@@ -6629,19 +6735,21 @@
         <m:r>
           <m:t>F</m:t>
         </m:r>
-        <m:d>
-          <m:dPr>
-            <m:begChr m:val="("/>
-            <m:sepChr m:val=""/>
-            <m:endChr m:val=")"/>
-            <m:grow/>
-          </m:dPr>
-          <m:e>
-            <m:r>
-              <m:t>5</m:t>
-            </m:r>
-          </m:e>
-        </m:d>
+        <m:r>
+          <m:rPr>
+            <m:sty m:val="p"/>
+          </m:rPr>
+          <m:t>(</m:t>
+        </m:r>
+        <m:r>
+          <m:t>5</m:t>
+        </m:r>
+        <m:r>
+          <m:rPr>
+            <m:sty m:val="p"/>
+          </m:rPr>
+          <m:t>)</m:t>
+        </m:r>
         <m:r>
           <m:rPr>
             <m:sty m:val="p"/>
@@ -6698,8 +6806,8 @@
         <w:t xml:space="preserve">.</w:t>
       </w:r>
     </w:p>
-    <w:bookmarkEnd w:id="36"/>
-    <w:bookmarkStart w:id="37" w:name="section-14"/>
+    <w:bookmarkEnd w:id="25"/>
+    <w:bookmarkStart w:id="26" w:name="section-14"/>
     <w:p>
       <w:pPr>
         <w:pStyle w:val="Heading4"/>
@@ -6737,9 +6845,9 @@
         </w:pict>
       </w:r>
     </w:p>
-    <w:bookmarkEnd w:id="37"/>
-    <w:bookmarkEnd w:id="38"/>
-    <w:bookmarkStart w:id="40" w:name="version-history-and-licensing"/>
+    <w:bookmarkEnd w:id="26"/>
+    <w:bookmarkEnd w:id="27"/>
+    <w:bookmarkStart w:id="29" w:name="version-history-and-licensing"/>
     <w:p>
       <w:pPr>
         <w:pStyle w:val="Heading2"/>
@@ -6760,7 +6868,7 @@
       <w:pPr>
         <w:pStyle w:val="BodyText"/>
       </w:pPr>
-      <w:hyperlink r:id="rId39">
+      <w:hyperlink r:id="rId28">
         <w:r>
           <w:rPr>
             <w:rStyle w:val="Hyperlink"/>
@@ -6769,7 +6877,7 @@
         </w:r>
       </w:hyperlink>
     </w:p>
-    <w:bookmarkEnd w:id="40"/>
+    <w:bookmarkEnd w:id="29"/>
     <w:sectPr>
       <w:pgSz w:h="15840" w:w="12240"/>
       <w:pgMar w:bottom="1440" w:footer="720" w:gutter="0" w:header="720" w:left="1440" w:right="1440" w:top="1440"/>
